--- a/report/Parkinox_Data_Analytics_Report.docx
+++ b/report/Parkinox_Data_Analytics_Report.docx
@@ -122,7 +122,7 @@
           <w:color w:val="546E7A"/>
           <w:sz w:val="20"/>
         </w:rPr>
-        <w:t>Generated: 2026-08-01 12:51 Asia/Tehran</w:t>
+        <w:t>Generated: 2026-08-01 13:02 Asia/Tehran</w:t>
       </w:r>
     </w:p>
     <w:p>
